--- a/Mau_Bao_Cao.docx
+++ b/Mau_Bao_Cao.docx
@@ -43,11 +43,16 @@
       </w:r>
     </w:p>
     <w:p>
+      <w:r>
+        <w:t>____________________________________________________________</w:t>
+      </w:r>
+    </w:p>
+    <w:p>
       <w:pPr>
         <w:pStyle w:val="Heading1"/>
       </w:pPr>
       <w:r>
-        <w:t>1. PHÂN BỔ KHÔNG GIAN TỔNG THỂ</w:t>
+        <w:t>1. PHÂN BỔ KHÔNG GIAN TỔNG THỂ (MÔ PHỎNG 3D)</w:t>
       </w:r>
     </w:p>
     <w:p>
@@ -73,25 +78,7 @@
     </w:p>
     <w:p>
       <w:r>
-        <w:t>{%p for map in gas_maps %}</w:t>
-      </w:r>
-    </w:p>
-    <w:p>
-      <w:r>
-        <w:t>Bản đồ phân hệ: {{ map.gas_name }} (Mức độ che phủ an toàn: {{ map.coverage }}%)</w:t>
-      </w:r>
-    </w:p>
-    <w:p>
-      <w:pPr>
-        <w:jc w:val="center"/>
-      </w:pPr>
-      <w:r>
-        <w:t>{{ map.img_2d }}</w:t>
-      </w:r>
-    </w:p>
-    <w:p>
-      <w:r>
-        <w:t>{%p endfor %}</w:t>
+        <w:t>{{ gas_maps_section }}</w:t>
       </w:r>
     </w:p>
     <w:p>
@@ -102,104 +89,11 @@
         <w:t>3. BẢNG BÓC TÁCH KHỐI LƯỢNG VẬT TƯ (BOM)</w:t>
       </w:r>
     </w:p>
-    <w:tbl>
-      <w:tblPr>
-        <w:tblStyle w:val="TableGrid"/>
-        <w:tblW w:w="0" w:type="auto"/>
-        <w:tblLook w:val="04A0" w:firstRow="1" w:lastRow="0" w:firstColumn="1" w:lastColumn="0" w:noHBand="0" w:noVBand="1"/>
-      </w:tblPr>
-      <w:tblGrid>
-        <w:gridCol w:w="2160"/>
-        <w:gridCol w:w="2160"/>
-        <w:gridCol w:w="2160"/>
-        <w:gridCol w:w="2160"/>
-      </w:tblGrid>
-      <w:tr>
-        <w:tc>
-          <w:tcPr>
-            <w:tcW w:w="2160" w:type="dxa"/>
-          </w:tcPr>
-          <w:p>
-            <w:r>
-              <w:t>STT</w:t>
-            </w:r>
-          </w:p>
-        </w:tc>
-        <w:tc>
-          <w:tcPr>
-            <w:tcW w:w="2160" w:type="dxa"/>
-          </w:tcPr>
-          <w:p>
-            <w:r>
-              <w:t>Hạng mục Thiết bị &amp; Vật tư</w:t>
-            </w:r>
-          </w:p>
-        </w:tc>
-        <w:tc>
-          <w:tcPr>
-            <w:tcW w:w="2160" w:type="dxa"/>
-          </w:tcPr>
-          <w:p>
-            <w:r>
-              <w:t>Đơn vị</w:t>
-            </w:r>
-          </w:p>
-        </w:tc>
-        <w:tc>
-          <w:tcPr>
-            <w:tcW w:w="2160" w:type="dxa"/>
-          </w:tcPr>
-          <w:p>
-            <w:r>
-              <w:t>Khối lượng</w:t>
-            </w:r>
-          </w:p>
-        </w:tc>
-      </w:tr>
-      <w:tr>
-        <w:tc>
-          <w:tcPr>
-            <w:tcW w:w="2160" w:type="dxa"/>
-          </w:tcPr>
-          <w:p>
-            <w:r>
-              <w:t>{%tr for item in bom_items %}{{ item.stt }}</w:t>
-            </w:r>
-          </w:p>
-        </w:tc>
-        <w:tc>
-          <w:tcPr>
-            <w:tcW w:w="2160" w:type="dxa"/>
-          </w:tcPr>
-          <w:p>
-            <w:r>
-              <w:t>{{ item.name }}</w:t>
-            </w:r>
-          </w:p>
-        </w:tc>
-        <w:tc>
-          <w:tcPr>
-            <w:tcW w:w="2160" w:type="dxa"/>
-          </w:tcPr>
-          <w:p>
-            <w:r>
-              <w:t>{{ item.unit }}</w:t>
-            </w:r>
-          </w:p>
-        </w:tc>
-        <w:tc>
-          <w:tcPr>
-            <w:tcW w:w="2160" w:type="dxa"/>
-          </w:tcPr>
-          <w:p>
-            <w:r>
-              <w:t>{{ item.qty }}{%tr endfor %}</w:t>
-            </w:r>
-          </w:p>
-        </w:tc>
-      </w:tr>
-    </w:tbl>
-    <w:p/>
+    <w:p>
+      <w:r>
+        <w:t>{{ bom_table }}</w:t>
+      </w:r>
+    </w:p>
     <w:sectPr>
       <w:headerReference w:type="default" r:id="rId8"/>
       <w:footerReference w:type="default" r:id="rId9"/>
@@ -244,6 +138,9 @@
       <w:pStyle w:val="Footer"/>
     </w:pPr>
     <w:r>
+      <w:rPr>
+        <w:i/>
+      </w:rPr>
       <w:t>Bản quyền thuộc về Riken Việt, không sao chép và sử dụng sai mục đích.</w:t>
     </w:r>
   </w:p>
@@ -286,13 +183,13 @@
         <w:noProof/>
       </w:rPr>
       <w:drawing>
-        <wp:anchor distT="0" distB="0" distL="114300" distR="114300" simplePos="0" relativeHeight="251657216" behindDoc="0" locked="0" layoutInCell="1" allowOverlap="1" wp14:anchorId="00F92643" wp14:editId="4E682515">
+        <wp:anchor distT="0" distB="0" distL="114300" distR="114300" simplePos="0" relativeHeight="251657216" behindDoc="0" locked="0" layoutInCell="1" allowOverlap="1" wp14:anchorId="23BE11E3" wp14:editId="0FF65EF3">
           <wp:simplePos x="0" y="0"/>
           <wp:positionH relativeFrom="column">
             <wp:posOffset>0</wp:posOffset>
           </wp:positionH>
           <wp:positionV relativeFrom="paragraph">
-            <wp:posOffset>-300990</wp:posOffset>
+            <wp:posOffset>-260350</wp:posOffset>
           </wp:positionV>
           <wp:extent cx="5486400" cy="960755"/>
           <wp:effectExtent l="0" t="0" r="0" b="0"/>
@@ -337,16 +234,9 @@
         </wp:anchor>
       </w:drawing>
     </w:r>
-  </w:p>
-  <w:p>
-    <w:pPr>
-      <w:pStyle w:val="Header"/>
-    </w:pPr>
-  </w:p>
-  <w:p>
-    <w:pPr>
-      <w:pStyle w:val="Header"/>
-    </w:pPr>
+    <w:r>
+      <w:br/>
+    </w:r>
   </w:p>
 </w:hdr>
 </file>
@@ -524,31 +414,31 @@
       </w:rPr>
     </w:lvl>
   </w:abstractNum>
-  <w:num w:numId="1" w16cid:durableId="625811993">
+  <w:num w:numId="1" w16cid:durableId="200094835">
     <w:abstractNumId w:val="8"/>
   </w:num>
-  <w:num w:numId="2" w16cid:durableId="785275630">
+  <w:num w:numId="2" w16cid:durableId="682633115">
     <w:abstractNumId w:val="6"/>
   </w:num>
-  <w:num w:numId="3" w16cid:durableId="1136294234">
+  <w:num w:numId="3" w16cid:durableId="1889762088">
     <w:abstractNumId w:val="5"/>
   </w:num>
-  <w:num w:numId="4" w16cid:durableId="2082166991">
+  <w:num w:numId="4" w16cid:durableId="906110780">
     <w:abstractNumId w:val="4"/>
   </w:num>
-  <w:num w:numId="5" w16cid:durableId="1801068965">
+  <w:num w:numId="5" w16cid:durableId="740832262">
     <w:abstractNumId w:val="7"/>
   </w:num>
-  <w:num w:numId="6" w16cid:durableId="173033681">
+  <w:num w:numId="6" w16cid:durableId="961350497">
     <w:abstractNumId w:val="3"/>
   </w:num>
-  <w:num w:numId="7" w16cid:durableId="24405265">
+  <w:num w:numId="7" w16cid:durableId="225117615">
     <w:abstractNumId w:val="2"/>
   </w:num>
-  <w:num w:numId="8" w16cid:durableId="1715499042">
+  <w:num w:numId="8" w16cid:durableId="828715814">
     <w:abstractNumId w:val="1"/>
   </w:num>
-  <w:num w:numId="9" w16cid:durableId="412553031">
+  <w:num w:numId="9" w16cid:durableId="1444838951">
     <w:abstractNumId w:val="0"/>
   </w:num>
 </w:numbering>
